--- a/tillsyn/A 1691-2026 tillsynsbegäran.docx
+++ b/tillsyn/A 1691-2026 tillsynsbegäran.docx
@@ -267,7 +267,7 @@
     <w:r>
       <w:tab/>
       <w:tab/>
-      <w:t>2026-09-14</w:t>
+      <w:t>2026-09-15</w:t>
       <w:br/>
       <w:br/>
     </w:r>

--- a/tillsyn/A 1691-2026 tillsynsbegäran.docx
+++ b/tillsyn/A 1691-2026 tillsynsbegäran.docx
@@ -267,7 +267,7 @@
     <w:r>
       <w:tab/>
       <w:tab/>
-      <w:t>2026-09-15</w:t>
+      <w:t>2026-09-16</w:t>
       <w:br/>
       <w:br/>
     </w:r>

--- a/tillsyn/A 1691-2026 tillsynsbegäran.docx
+++ b/tillsyn/A 1691-2026 tillsynsbegäran.docx
@@ -267,7 +267,7 @@
     <w:r>
       <w:tab/>
       <w:tab/>
-      <w:t>2026-09-16</w:t>
+      <w:t>2026-09-17</w:t>
       <w:br/>
       <w:br/>
     </w:r>

--- a/tillsyn/A 1691-2026 tillsynsbegäran.docx
+++ b/tillsyn/A 1691-2026 tillsynsbegäran.docx
@@ -267,7 +267,7 @@
     <w:r>
       <w:tab/>
       <w:tab/>
-      <w:t>2026-09-17</w:t>
+      <w:t>2026-09-18</w:t>
       <w:br/>
       <w:br/>
     </w:r>

--- a/tillsyn/A 1691-2026 tillsynsbegäran.docx
+++ b/tillsyn/A 1691-2026 tillsynsbegäran.docx
@@ -267,7 +267,7 @@
     <w:r>
       <w:tab/>
       <w:tab/>
-      <w:t>2026-09-18</w:t>
+      <w:t>2026-09-19</w:t>
       <w:br/>
       <w:br/>
     </w:r>

--- a/tillsyn/A 1691-2026 tillsynsbegäran.docx
+++ b/tillsyn/A 1691-2026 tillsynsbegäran.docx
@@ -267,7 +267,7 @@
     <w:r>
       <w:tab/>
       <w:tab/>
-      <w:t>2026-09-19</w:t>
+      <w:t>2026-09-21</w:t>
       <w:br/>
       <w:br/>
     </w:r>

--- a/tillsyn/A 1691-2026 tillsynsbegäran.docx
+++ b/tillsyn/A 1691-2026 tillsynsbegäran.docx
@@ -267,7 +267,7 @@
     <w:r>
       <w:tab/>
       <w:tab/>
-      <w:t>2026-09-21</w:t>
+      <w:t>2026-09-23</w:t>
       <w:br/>
       <w:br/>
     </w:r>

--- a/tillsyn/A 1691-2026 tillsynsbegäran.docx
+++ b/tillsyn/A 1691-2026 tillsynsbegäran.docx
@@ -267,7 +267,7 @@
     <w:r>
       <w:tab/>
       <w:tab/>
-      <w:t>2026-09-23</w:t>
+      <w:t>2026-09-24</w:t>
       <w:br/>
       <w:br/>
     </w:r>

--- a/tillsyn/A 1691-2026 tillsynsbegäran.docx
+++ b/tillsyn/A 1691-2026 tillsynsbegäran.docx
@@ -267,7 +267,7 @@
     <w:r>
       <w:tab/>
       <w:tab/>
-      <w:t>2026-09-24</w:t>
+      <w:t>2026-09-25</w:t>
       <w:br/>
       <w:br/>
     </w:r>

--- a/tillsyn/A 1691-2026 tillsynsbegäran.docx
+++ b/tillsyn/A 1691-2026 tillsynsbegäran.docx
@@ -267,7 +267,7 @@
     <w:r>
       <w:tab/>
       <w:tab/>
-      <w:t>2026-09-25</w:t>
+      <w:t>2026-09-26</w:t>
       <w:br/>
       <w:br/>
     </w:r>

--- a/tillsyn/A 1691-2026 tillsynsbegäran.docx
+++ b/tillsyn/A 1691-2026 tillsynsbegäran.docx
@@ -267,7 +267,7 @@
     <w:r>
       <w:tab/>
       <w:tab/>
-      <w:t>2026-09-26</w:t>
+      <w:t>2026-09-27</w:t>
       <w:br/>
       <w:br/>
     </w:r>

--- a/tillsyn/A 1691-2026 tillsynsbegäran.docx
+++ b/tillsyn/A 1691-2026 tillsynsbegäran.docx
@@ -267,7 +267,7 @@
     <w:r>
       <w:tab/>
       <w:tab/>
-      <w:t>2026-09-27</w:t>
+      <w:t>2026-09-28</w:t>
       <w:br/>
       <w:br/>
     </w:r>

--- a/tillsyn/A 1691-2026 tillsynsbegäran.docx
+++ b/tillsyn/A 1691-2026 tillsynsbegäran.docx
@@ -267,7 +267,7 @@
     <w:r>
       <w:tab/>
       <w:tab/>
-      <w:t>2026-09-28</w:t>
+      <w:t>2026-09-29</w:t>
       <w:br/>
       <w:br/>
     </w:r>

--- a/tillsyn/A 1691-2026 tillsynsbegäran.docx
+++ b/tillsyn/A 1691-2026 tillsynsbegäran.docx
@@ -267,7 +267,7 @@
     <w:r>
       <w:tab/>
       <w:tab/>
-      <w:t>2026-09-29</w:t>
+      <w:t>2026-09-30</w:t>
       <w:br/>
       <w:br/>
     </w:r>

--- a/tillsyn/A 1691-2026 tillsynsbegäran.docx
+++ b/tillsyn/A 1691-2026 tillsynsbegäran.docx
@@ -267,7 +267,7 @@
     <w:r>
       <w:tab/>
       <w:tab/>
-      <w:t>2026-09-30</w:t>
+      <w:t>2026-10-01</w:t>
       <w:br/>
       <w:br/>
     </w:r>

--- a/tillsyn/A 1691-2026 tillsynsbegäran.docx
+++ b/tillsyn/A 1691-2026 tillsynsbegäran.docx
@@ -267,7 +267,7 @@
     <w:r>
       <w:tab/>
       <w:tab/>
-      <w:t>2026-10-01</w:t>
+      <w:t>2026-10-02</w:t>
       <w:br/>
       <w:br/>
     </w:r>

--- a/tillsyn/A 1691-2026 tillsynsbegäran.docx
+++ b/tillsyn/A 1691-2026 tillsynsbegäran.docx
@@ -267,7 +267,7 @@
     <w:r>
       <w:tab/>
       <w:tab/>
-      <w:t>2026-10-02</w:t>
+      <w:t>2026-10-03</w:t>
       <w:br/>
       <w:br/>
     </w:r>

--- a/tillsyn/A 1691-2026 tillsynsbegäran.docx
+++ b/tillsyn/A 1691-2026 tillsynsbegäran.docx
@@ -267,7 +267,7 @@
     <w:r>
       <w:tab/>
       <w:tab/>
-      <w:t>2026-10-03</w:t>
+      <w:t>2026-10-04</w:t>
       <w:br/>
       <w:br/>
     </w:r>

--- a/tillsyn/A 1691-2026 tillsynsbegäran.docx
+++ b/tillsyn/A 1691-2026 tillsynsbegäran.docx
@@ -267,7 +267,7 @@
     <w:r>
       <w:tab/>
       <w:tab/>
-      <w:t>2026-10-04</w:t>
+      <w:t>2026-10-05</w:t>
       <w:br/>
       <w:br/>
     </w:r>

--- a/tillsyn/A 1691-2026 tillsynsbegäran.docx
+++ b/tillsyn/A 1691-2026 tillsynsbegäran.docx
@@ -267,7 +267,7 @@
     <w:r>
       <w:tab/>
       <w:tab/>
-      <w:t>2026-10-05</w:t>
+      <w:t>2026-10-06</w:t>
       <w:br/>
       <w:br/>
     </w:r>

--- a/tillsyn/A 1691-2026 tillsynsbegäran.docx
+++ b/tillsyn/A 1691-2026 tillsynsbegäran.docx
@@ -267,7 +267,7 @@
     <w:r>
       <w:tab/>
       <w:tab/>
-      <w:t>2026-10-06</w:t>
+      <w:t>2026-10-07</w:t>
       <w:br/>
       <w:br/>
     </w:r>

--- a/tillsyn/A 1691-2026 tillsynsbegäran.docx
+++ b/tillsyn/A 1691-2026 tillsynsbegäran.docx
@@ -267,7 +267,7 @@
     <w:r>
       <w:tab/>
       <w:tab/>
-      <w:t>2026-10-07</w:t>
+      <w:t>2026-10-08</w:t>
       <w:br/>
       <w:br/>
     </w:r>

--- a/tillsyn/A 1691-2026 tillsynsbegäran.docx
+++ b/tillsyn/A 1691-2026 tillsynsbegäran.docx
@@ -267,7 +267,7 @@
     <w:r>
       <w:tab/>
       <w:tab/>
-      <w:t>2026-10-08</w:t>
+      <w:t>2026-10-09</w:t>
       <w:br/>
       <w:br/>
     </w:r>

--- a/tillsyn/A 1691-2026 tillsynsbegäran.docx
+++ b/tillsyn/A 1691-2026 tillsynsbegäran.docx
@@ -267,7 +267,7 @@
     <w:r>
       <w:tab/>
       <w:tab/>
-      <w:t>2026-10-09</w:t>
+      <w:t>2026-10-10</w:t>
       <w:br/>
       <w:br/>
     </w:r>

--- a/tillsyn/A 1691-2026 tillsynsbegäran.docx
+++ b/tillsyn/A 1691-2026 tillsynsbegäran.docx
@@ -267,7 +267,7 @@
     <w:r>
       <w:tab/>
       <w:tab/>
-      <w:t>2026-10-10</w:t>
+      <w:t>2026-10-11</w:t>
       <w:br/>
       <w:br/>
     </w:r>

--- a/tillsyn/A 1691-2026 tillsynsbegäran.docx
+++ b/tillsyn/A 1691-2026 tillsynsbegäran.docx
@@ -267,7 +267,7 @@
     <w:r>
       <w:tab/>
       <w:tab/>
-      <w:t>2026-10-11</w:t>
+      <w:t>2026-10-12</w:t>
       <w:br/>
       <w:br/>
     </w:r>

--- a/tillsyn/A 1691-2026 tillsynsbegäran.docx
+++ b/tillsyn/A 1691-2026 tillsynsbegäran.docx
@@ -267,7 +267,7 @@
     <w:r>
       <w:tab/>
       <w:tab/>
-      <w:t>2026-10-12</w:t>
+      <w:t>2026-10-13</w:t>
       <w:br/>
       <w:br/>
     </w:r>

--- a/tillsyn/A 1691-2026 tillsynsbegäran.docx
+++ b/tillsyn/A 1691-2026 tillsynsbegäran.docx
@@ -267,7 +267,7 @@
     <w:r>
       <w:tab/>
       <w:tab/>
-      <w:t>2026-10-13</w:t>
+      <w:t>2026-10-14</w:t>
       <w:br/>
       <w:br/>
     </w:r>

--- a/tillsyn/A 1691-2026 tillsynsbegäran.docx
+++ b/tillsyn/A 1691-2026 tillsynsbegäran.docx
@@ -267,7 +267,7 @@
     <w:r>
       <w:tab/>
       <w:tab/>
-      <w:t>2026-10-14</w:t>
+      <w:t>2026-10-15</w:t>
       <w:br/>
       <w:br/>
     </w:r>

--- a/tillsyn/A 1691-2026 tillsynsbegäran.docx
+++ b/tillsyn/A 1691-2026 tillsynsbegäran.docx
@@ -267,7 +267,7 @@
     <w:r>
       <w:tab/>
       <w:tab/>
-      <w:t>2026-10-15</w:t>
+      <w:t>2026-10-16</w:t>
       <w:br/>
       <w:br/>
     </w:r>

--- a/tillsyn/A 1691-2026 tillsynsbegäran.docx
+++ b/tillsyn/A 1691-2026 tillsynsbegäran.docx
@@ -267,7 +267,7 @@
     <w:r>
       <w:tab/>
       <w:tab/>
-      <w:t>2026-10-16</w:t>
+      <w:t>2026-10-17</w:t>
       <w:br/>
       <w:br/>
     </w:r>

--- a/tillsyn/A 1691-2026 tillsynsbegäran.docx
+++ b/tillsyn/A 1691-2026 tillsynsbegäran.docx
@@ -267,7 +267,7 @@
     <w:r>
       <w:tab/>
       <w:tab/>
-      <w:t>2026-10-17</w:t>
+      <w:t>2026-10-18</w:t>
       <w:br/>
       <w:br/>
     </w:r>

--- a/tillsyn/A 1691-2026 tillsynsbegäran.docx
+++ b/tillsyn/A 1691-2026 tillsynsbegäran.docx
@@ -267,7 +267,7 @@
     <w:r>
       <w:tab/>
       <w:tab/>
-      <w:t>2026-10-18</w:t>
+      <w:t>2026-10-19</w:t>
       <w:br/>
       <w:br/>
     </w:r>

--- a/tillsyn/A 1691-2026 tillsynsbegäran.docx
+++ b/tillsyn/A 1691-2026 tillsynsbegäran.docx
@@ -267,7 +267,7 @@
     <w:r>
       <w:tab/>
       <w:tab/>
-      <w:t>2026-10-19</w:t>
+      <w:t>2026-10-20</w:t>
       <w:br/>
       <w:br/>
     </w:r>

--- a/tillsyn/A 1691-2026 tillsynsbegäran.docx
+++ b/tillsyn/A 1691-2026 tillsynsbegäran.docx
@@ -267,7 +267,7 @@
     <w:r>
       <w:tab/>
       <w:tab/>
-      <w:t>2026-10-20</w:t>
+      <w:t>2026-10-21</w:t>
       <w:br/>
       <w:br/>
     </w:r>

--- a/tillsyn/A 1691-2026 tillsynsbegäran.docx
+++ b/tillsyn/A 1691-2026 tillsynsbegäran.docx
@@ -267,7 +267,7 @@
     <w:r>
       <w:tab/>
       <w:tab/>
-      <w:t>2026-10-21</w:t>
+      <w:t>2026-10-22</w:t>
       <w:br/>
       <w:br/>
     </w:r>

--- a/tillsyn/A 1691-2026 tillsynsbegäran.docx
+++ b/tillsyn/A 1691-2026 tillsynsbegäran.docx
@@ -267,7 +267,7 @@
     <w:r>
       <w:tab/>
       <w:tab/>
-      <w:t>2026-10-22</w:t>
+      <w:t>2026-10-23</w:t>
       <w:br/>
       <w:br/>
     </w:r>

--- a/tillsyn/A 1691-2026 tillsynsbegäran.docx
+++ b/tillsyn/A 1691-2026 tillsynsbegäran.docx
@@ -267,7 +267,7 @@
     <w:r>
       <w:tab/>
       <w:tab/>
-      <w:t>2026-10-23</w:t>
+      <w:t>2026-10-24</w:t>
       <w:br/>
       <w:br/>
     </w:r>

--- a/tillsyn/A 1691-2026 tillsynsbegäran.docx
+++ b/tillsyn/A 1691-2026 tillsynsbegäran.docx
@@ -267,7 +267,7 @@
     <w:r>
       <w:tab/>
       <w:tab/>
-      <w:t>2026-10-24</w:t>
+      <w:t>2026-10-25</w:t>
       <w:br/>
       <w:br/>
     </w:r>

--- a/tillsyn/A 1691-2026 tillsynsbegäran.docx
+++ b/tillsyn/A 1691-2026 tillsynsbegäran.docx
@@ -267,7 +267,7 @@
     <w:r>
       <w:tab/>
       <w:tab/>
-      <w:t>2026-10-25</w:t>
+      <w:t>2026-10-26</w:t>
       <w:br/>
       <w:br/>
     </w:r>

--- a/tillsyn/A 1691-2026 tillsynsbegäran.docx
+++ b/tillsyn/A 1691-2026 tillsynsbegäran.docx
@@ -267,7 +267,7 @@
     <w:r>
       <w:tab/>
       <w:tab/>
-      <w:t>2026-10-26</w:t>
+      <w:t>2026-10-27</w:t>
       <w:br/>
       <w:br/>
     </w:r>

--- a/tillsyn/A 1691-2026 tillsynsbegäran.docx
+++ b/tillsyn/A 1691-2026 tillsynsbegäran.docx
@@ -7,7 +7,7 @@
         <w:pStyle w:val="Title"/>
       </w:pPr>
       <w:r>
-        <w:t>Tillsynsbegäran – information om höga naturvärden i avverkningsanmälan A 1691-2026 i Vansbro kommun</w:t>
+        <w:t>Tillsynsbegäran – information om höga naturvärden och fridlysta arter i avverkningsanmälan A 1691-2026 i Vansbro kommun</w:t>
       </w:r>
     </w:p>
     <w:p>
@@ -22,7 +22,7 @@
       <w:r>
         <w:drawing>
           <wp:inline xmlns:a="http://schemas.openxmlformats.org/drawingml/2006/main" xmlns:pic="http://schemas.openxmlformats.org/drawingml/2006/picture">
-            <wp:extent cx="5486400" cy="5210648"/>
+            <wp:extent cx="5486400" cy="5089392"/>
             <wp:docPr id="1" name="Picture 1"/>
             <wp:cNvGraphicFramePr>
               <a:graphicFrameLocks noChangeAspect="1"/>
@@ -43,7 +43,7 @@
                   <pic:spPr>
                     <a:xfrm>
                       <a:off x="0" y="0"/>
-                      <a:ext cx="5486400" cy="5210648"/>
+                      <a:ext cx="5486400" cy="5089392"/>
                     </a:xfrm>
                     <a:prstGeom prst="rect"/>
                   </pic:spPr>
@@ -60,12 +60,12 @@
         <w:spacing w:after="240"/>
       </w:pPr>
       <w:r>
-        <w:t>Figur 1. Fyndplatser för naturvårdsarter i avverkningsanmälan. Markörer utan svart kant är placerade på fyndplatsen. Markörer med svart kant är placerade vid sidan av fyndplatsen och har ett svart streck som visar fyndplatsens exakta position. Kartans mittpunktskoordinat är N 6702206, E 439969 i SWEREF 99 TM.</w:t>
+        <w:t>Figur 1. Fyndplatser för naturvårdsarter i och inom 25 meter från avverkningsanmälan. Markörer utan svart kant är placerade på fyndplatsen. Markörer med svart kant är placerade vid sidan av fyndplatsen och har ett svart streck som visar fyndplatsens exakta position. Kartans mittpunktskoordinat är N 6702206, E 439969 i SWEREF 99 TM.</w:t>
       </w:r>
     </w:p>
     <w:p>
       <w:r>
-        <w:t>I avverkningsanmälan finns fynd av 2 naturvårdsarter, varav 2 är rödlistade och 2 är typiska (T): dropptaggsvamp (NT, T) och motaggsvamp (NT, T). Se Figur 1.</w:t>
+        <w:t>I och inom 25 meter från avverkningsanmälan finns fynd av 12 naturvårdsarter, varav 9 är rödlistade, 3 är fridlysta, 10 är typiska (T) och 1 är signalart (S): garnlav (VU, T), jättemusseron (VU), dropptaggsvamp (NT, T), kolflarnlav (NT, T), motaggsvamp (NT, T), tallticka (NT, T), tretåig hackspett (NT, T, §4), vaddporing (NT), violettgrå tagellav (NT, T), mindre märgborre (S, T), spillkråka (T, §4) och tjäder (T, §4). Se Figur 1.</w:t>
       </w:r>
     </w:p>
     <w:p>
@@ -83,6 +83,11 @@
     </w:p>
     <w:p>
       <w:r>
+        <w:t>Vi begär vidare att Skogsstyrelsen säkerställer att inga skador eller försämringar av naturtypens bevarandestatus i området tillåts ske. Se Rådets direktiv 92/43/EEG samt ickeförsämringskravet i EU:s naturrestaureringsförordning (EU 2024/1991).</w:t>
+      </w:r>
+    </w:p>
+    <w:p>
+      <w:r>
         <w:t>Vi önskar även ta del av de ställningstaganden och beslut som myndigheten meddelar till följd av aktuell avverkningsanmälan och föreningens inlaga (se 34 § förvaltningslagen).</w:t>
       </w:r>
     </w:p>
@@ -96,7 +101,47 @@
     </w:p>
     <w:p>
       <w:r>
-        <w:t>Nedan följer beskrivningar av de naturvårdsarter och fridlysta arter som har sina livsmiljöer och växtplatser i den avverkningsanmälda skogen. De påträffade naturvårdsarterna är ett tydligt kvitto på att det rör sig om en skog med höga naturvärden.</w:t>
+        <w:t>Nedan följer beskrivningar av de naturvårdsarter och fridlysta arter som har sina livsmiljöer och växtplatser i den avverkningsanmälda skogen. Se även ytterligare artfakta i BILAGA 1. De påträffade naturvårdsarterna är ett tydligt kvitto på att det rör sig om en skog med höga naturvärden.</w:t>
+      </w:r>
+    </w:p>
+    <w:p>
+      <w:r>
+        <w:rPr>
+          <w:b/>
+        </w:rPr>
+        <w:t>Garnlav (VU)</w:t>
+      </w:r>
+      <w:r>
+        <w:t xml:space="preserve"> är en utpräglad barrskogsart som ibland kan drapera träden i norrländska grannaturskogar med hög luftfuktighet. Den förekommer även i talldominerade bestånd där den, förutom i trädens grenverk, påträffas hängande över ojämnheter i tallbarken. Arten har minskat starkt i södra och mellersta Sverige och den minskar även i sitt nordliga utbredningsområde. Minskningstakten uppgår till 30 (20–50) % inom 50 år och överstiger gränsvärdet för Sårbar (VU). Orsaken till tillbakagången beror främst på slutavverkningar av naturskogsartade skogar. Bestånd med riklig förekomst bör regelmässigt sparas, vilket även gynnar flera andra sällsynta och rödlistade arter. Garnlav är värdväxt för den mycket sällsynta och akut hotade fjärilen barrskogslavfly (CR) som hör hemma i boreala barrskogar med riklig förekomst av värdväxten. Tidigare kunde arten konstateras årligen på flera platser vid Dala-Floda i Dalarna innan lokalerna kalavverkades. Senaste fyndet i landet av barrskogslavfly är från år 2000 då den påträffades vid Högberget i Sollefteå kommun. Garnlav är typisk art för </w:t>
+      </w:r>
+      <w:r>
+        <w:rPr>
+          <w:i/>
+        </w:rPr>
+        <w:t xml:space="preserve">9010 Taiga </w:t>
+      </w:r>
+      <w:r>
+        <w:t>och</w:t>
+      </w:r>
+      <w:r>
+        <w:rPr>
+          <w:i/>
+        </w:rPr>
+        <w:t xml:space="preserve"> 9070 Trädklädd betesmark</w:t>
+      </w:r>
+      <w:r>
+        <w:t xml:space="preserve"> (SLU Artdatabanken, 2026).</w:t>
+      </w:r>
+    </w:p>
+    <w:p>
+      <w:r>
+        <w:rPr>
+          <w:b/>
+        </w:rPr>
+        <w:t>Jättemusseron (VU)</w:t>
+      </w:r>
+      <w:r>
+        <w:t xml:space="preserve"> bildar mykorrhiza med tall, i äldre lavtallskog och hällmarkstallskog. Den visar på såväl sandtallskogar som hällmarkstallskogar med långvarig tallkontinuitet och svampen är sannolikt en kvarleva (relikt) på sina samtliga växtplatser. Arten är placerad högst upp i Skogsstyrelsens värdepyramid för bedömning av skog med höga naturvärden och slutavverkning bör tills vidare undvikas i skogsbestånd där arten är känd. Jättemusseron är globalt rödlistad som sårbar (VU) och Sverige och Norge har sannolikt merparten av den europeiska populationen och därmed ett särskilt ansvar för dess bevarande (IUCN, 2025; SLU Artdatabanken, 2024; Nitare &amp; Skogsstyrelsen, 2019).</w:t>
       </w:r>
     </w:p>
     <w:p>
@@ -124,10 +169,10 @@
         <w:rPr>
           <w:b/>
         </w:rPr>
-        <w:t xml:space="preserve">Motaggsvamp (NT) </w:t>
-      </w:r>
-      <w:r>
-        <w:t xml:space="preserve">bildar mykorrhiza med tall i tallskog och hittas huvudsakligen i äldre, glesare skogsbestånd och hällmarksimpediment. Arten hotas främst av skogsavverkning och tycks försvinna efter slutavverkning, markberedning och plantering. Motaggsvamp är typisk art för </w:t>
+        <w:t>Kolflarnlav (NT)</w:t>
+      </w:r>
+      <w:r>
+        <w:t xml:space="preserve"> är brandberoende och växer nästan uteslutande på kolad hård kärnved av tall. Etableringen verkar ske först 100–300 år efter brand och nytt substrat nybildas i mycket begränsad omfattning. Avverkning av tallskog av naturskogskaraktär med spår av återkommande bränder är ett hot och mängden lämplig ved att växa på för arten minskar dels på grund av naturlig nedbrytning men framförallt på grund av att det förstörs i samband med slutavverkningar, gallringar och markberedning. Såväl kolflarnlav som mörk kolflarnlav har glänsande bålfjäll och förekommer främst i tall- och blandbarrskogar av naturskogskaraktär med spår av återkommande bränder. Skogar som dessa hyser höga biologiska värden och bör skyddas. Kolflarnlav är typisk art för </w:t>
       </w:r>
       <w:r>
         <w:rPr>
@@ -137,6 +182,1095 @@
       </w:r>
       <w:r>
         <w:t xml:space="preserve"> (SLU Artdatabanken, 2024).</w:t>
+      </w:r>
+    </w:p>
+    <w:p>
+      <w:r>
+        <w:rPr>
+          <w:b/>
+        </w:rPr>
+        <w:t xml:space="preserve">Motaggsvamp (NT) </w:t>
+      </w:r>
+      <w:r>
+        <w:t xml:space="preserve">bildar mykorrhiza med tall i tallskog och hittas huvudsakligen i äldre, glesare skogsbestånd och hällmarksimpediment. Arten hotas främst av skogsavverkning och tycks försvinna efter slutavverkning, markberedning och plantering. Motaggsvamp är typisk art för </w:t>
+      </w:r>
+      <w:r>
+        <w:rPr>
+          <w:i/>
+        </w:rPr>
+        <w:t>9010 Taiga</w:t>
+      </w:r>
+      <w:r>
+        <w:t xml:space="preserve"> (SLU Artdatabanken, 2024).</w:t>
+      </w:r>
+    </w:p>
+    <w:p>
+      <w:r>
+        <w:rPr>
+          <w:b/>
+        </w:rPr>
+        <w:t xml:space="preserve">Tallticka (NT) </w:t>
+      </w:r>
+      <w:r>
+        <w:t xml:space="preserve">uppträder först på tallar som är 100–150 år gamla men är vanligast på träd som är runt 150–200 år eller äldre. I skogslandskapet är den främst knuten till tallnaturskogar och restbiotoper med biologiskt gamla träd och signalerar vanligtvis skyddsvärda tallbestånd med höga naturvärden. Tallticka är typisk art för </w:t>
+      </w:r>
+      <w:r>
+        <w:rPr>
+          <w:i/>
+        </w:rPr>
+        <w:t xml:space="preserve">9010 Taiga </w:t>
+      </w:r>
+      <w:r>
+        <w:t xml:space="preserve">och </w:t>
+      </w:r>
+      <w:r>
+        <w:rPr>
+          <w:i/>
+        </w:rPr>
+        <w:t>9060 Åsbarrskog</w:t>
+      </w:r>
+      <w:r>
+        <w:t xml:space="preserve"> (SLU Artdatabanken, 2023; Nitare &amp; Skogsstyrelsen, 2019).</w:t>
+      </w:r>
+    </w:p>
+    <w:p>
+      <w:r>
+        <w:rPr>
+          <w:b/>
+        </w:rPr>
+        <w:t>Tretåig hackspett (NT, §4)</w:t>
+      </w:r>
+      <w:r>
+        <w:t xml:space="preserve"> är rödlistad som nära hotad och ingår i bilaga 1 i EU:s fågeldirektiv. Tretåig hackspett är för sin överlevnad beroende av kontinuerlig tillförsel av äldre döende och död ved, som sker genom naturliga självgallringsprocesser i äldre grannaturskogar och barrblandade naturskogar. Om en skog genom skogsbruk gallras eller glesas ur så upphör och uteblir i stort sett den naturliga självgallringsprocessen för mycket lång tid framöver vilket omöjliggör upprätthållandet av den kontinuerliga ekologiska funktionen i ett område. Det finns studier som visar att naturskogens självgallringsprocess som den tretåiga hackspetten är beroende av, inte kan ersättas med efterlämnad hänsyn i skogsbruket (Imbeau &amp; Desrochers, 2002). Storleken på häckningsreviret varierar med skogstypen, förekomsten av död ved och graden av fragmentering, men är i allmänhet i storleksordningen 25–100 hektar. Vintertid krävs ofta betydligt större områden och det finns studier som antyder att arten behöver minst 100 hektar äldre skog. I områden med låg bonitet kan det behövas över 200 hektar lämpligt habitat för att ett par ska kunna reproducera sig. Områden med dokumenterad permanent förekomst i naturskogsmiljöer har vanligen så stora naturvärden att skogsbruk är olämpligt. Tretåig hackspett är typisk art för </w:t>
+      </w:r>
+      <w:r>
+        <w:rPr>
+          <w:i/>
+        </w:rPr>
+        <w:t xml:space="preserve">9010 Taiga, 9740 Skogsbevuxen myr, 9030 Landhöjningsskog </w:t>
+      </w:r>
+      <w:r>
+        <w:t xml:space="preserve">och </w:t>
+      </w:r>
+      <w:r>
+        <w:rPr>
+          <w:i/>
+        </w:rPr>
+        <w:t>9040 Fjällbjörkskog</w:t>
+      </w:r>
+      <w:r>
+        <w:t xml:space="preserve"> (Skogsstyrelsen, 2016; SLU Artdatabanken, 2024).</w:t>
+      </w:r>
+    </w:p>
+    <w:p>
+      <w:r>
+        <w:rPr>
+          <w:b/>
+        </w:rPr>
+        <w:t xml:space="preserve">Vaddporing (NT) </w:t>
+      </w:r>
+      <w:r>
+        <w:t>är en brunrötande vednedbrytare som hittas på undersidan av liggande murken tallved i olika former. Substratet utgörs framför allt av den typ av hård, kådimpregnerad och ofta kolad tallved som skapas i brandpräglad skog. Vedtypen nybildas i mycket liten omfattning och det är sannolikt att arten upplever en utdöendeskuld. För att garantera artens fortlevnad bör man både säkra att artens växtplatser hålls intakta samt att långsiktigt säkerställa att ny ved tillkommer, allra helst i omedelbar anslutning till artens växtplatser. Skoglig gallring och annat uttag av virke innebär ett hot mot arten (SLU Artdatabanken, 2024).</w:t>
+      </w:r>
+    </w:p>
+    <w:p>
+      <w:r>
+        <w:rPr>
+          <w:b/>
+        </w:rPr>
+        <w:t>Violettgrå tagellav (NT)</w:t>
+      </w:r>
+      <w:r>
+        <w:t xml:space="preserve"> växer nästan uteslutande i gamla olikåldriga barrnaturskogar med lång skoglig kontinuitet och är en utmärkt signal på skog med höga naturvärden. Slutavverkning av tidigare aldrig slutavverkad skog (kontinuitetsskog) är det största hotet. Biotopen nyskapas i begränsad omfattning och barrskog äldre än 160 år, där den violettgrå tagellaven huvudsakligen påträffas har minskat med 50% de senaste 50 åren. Lågproduktiv skogsmark där laven förekommer bör undantas från skogsbruk och rika förekomster i äldre granskog bör skyddas. Arten är känslig för uttorkning och det är väsentligt att tillräckligt stora bestånd avsätts. Violettgrå tagellav är typisk art för </w:t>
+      </w:r>
+      <w:r>
+        <w:rPr>
+          <w:i/>
+        </w:rPr>
+        <w:t>9010 Taiga</w:t>
+      </w:r>
+      <w:r>
+        <w:t xml:space="preserve"> (SLU Artdatabanken, 2024; Nitare &amp; Skogsstyrelsen, 2019).</w:t>
+      </w:r>
+    </w:p>
+    <w:p>
+      <w:r>
+        <w:rPr>
+          <w:b/>
+        </w:rPr>
+        <w:t>Mindre märgborre</w:t>
+      </w:r>
+      <w:r>
+        <w:t xml:space="preserve"> är en signalart för tallskog med höga naturvärden och betraktas tillsammans med skarptandad barkborre som nyckelarter för ett antal sällsynta åtgärdsprogramsarter som är beroende av deras gångsystem. Bland dessa kan nämnas avlång barkborre (VU), </w:t>
+      </w:r>
+      <w:r>
+        <w:rPr>
+          <w:i/>
+        </w:rPr>
+        <w:t>Corticeus longulus</w:t>
+      </w:r>
+      <w:r>
+        <w:t xml:space="preserve"> (VU), tallgångbagge (VU), cholodkovskys bastborre (NT) och tallbarksvartbagge (NT). Den mindre märgborrens måsvingeliknande gnaggångar är lätta att känna igen och hittas ofta på grova tallgrenar på marken. Rika förekomster av främst mindre märgborre men även skarptandad barkborre är en signal för artrikedom och inventeringar har visat att det är i skogar med en naturlig självgallring som det skapas förutsättningar för dessa arter samt de efterföljande åtgärdsprogramsarterna. Tallskogar med stark förekomst av mindre märgborre och skarptandad barkborre bör avsättas som reservat. Generellt bör hänsyn tas vid slutavverkning av talldominerad skog så att avverkningsrester som gren- och toppdelar lämnas. Mindre märgborre är typisk art för </w:t>
+      </w:r>
+      <w:r>
+        <w:rPr>
+          <w:i/>
+        </w:rPr>
+        <w:t>9060 Åsbarrskog</w:t>
+      </w:r>
+      <w:r>
+        <w:t xml:space="preserve"> (SLU Artdatabanken, 2026; Pettersson, 2014; Hedgren, 2012; Gunnarsson m fl., 1999).</w:t>
+      </w:r>
+    </w:p>
+    <w:p>
+      <w:r>
+        <w:rPr>
+          <w:b/>
+        </w:rPr>
+        <w:t>Spillkråka (§4)</w:t>
+      </w:r>
+      <w:r>
+        <w:t xml:space="preserve"> omfattas av bilaga 1 i EU:s fågeldirektiv och är typisk art för </w:t>
+      </w:r>
+      <w:r>
+        <w:rPr>
+          <w:i/>
+        </w:rPr>
+        <w:t xml:space="preserve">9010 Taiga </w:t>
+      </w:r>
+      <w:r>
+        <w:t>och</w:t>
+      </w:r>
+      <w:r>
+        <w:rPr>
+          <w:i/>
+        </w:rPr>
+        <w:t xml:space="preserve"> 9740 Skogsbevuxen myr</w:t>
+      </w:r>
+      <w:r>
+        <w:t>. Den behöver grova träd, främst tall, asp och bok som boträd. Skogsbruk med korta omloppstider och täta, homogena ungskogar utgör det största hotet. Spillkråka är en nyckelart i skogliga miljöer vars övergivna bohål utnyttjas av flera andra hålhäckande fågelarter och fladdermöss, däribland pärluggla (EN, §4), knipa (§4), salskrake (§4) och skogsduva (§4). Hökuggla (VU, §4) och slaguggla (§4) häckar ofta i högstubbar som brutits av i höjd med ett gammalt spillkråkebo (SLU Artdatabanken, 2026; Skogsstyrelsen, 2016).</w:t>
+      </w:r>
+    </w:p>
+    <w:p>
+      <w:r>
+        <w:rPr>
+          <w:b/>
+        </w:rPr>
+        <w:t>Tjäder (§4)</w:t>
+      </w:r>
+      <w:r>
+        <w:t xml:space="preserve"> omfattas av bilaga 1 och 2 EU:s fågeldirektiv och är typisk art för </w:t>
+      </w:r>
+      <w:r>
+        <w:rPr>
+          <w:i/>
+        </w:rPr>
+        <w:t xml:space="preserve">9010 Taiga </w:t>
+      </w:r>
+      <w:r>
+        <w:t xml:space="preserve">och </w:t>
+      </w:r>
+      <w:r>
+        <w:rPr>
+          <w:i/>
+        </w:rPr>
+        <w:t>9740 Skogsbevuxen myr</w:t>
+      </w:r>
+      <w:r>
+        <w:t>. Tjädern är en utpräglad skogsfågel knuten till större sammanhängande barrskogsområden. Tupparna och hönorna utnyttjar till viss del olika miljöer, och habitatvalet varierar dessutom mellan olika delar av året. För att det ska finnas livskraftiga tjäderbestånd krävs funktionella skogslandskap med en blandning av uppvuxen, gles och luckig skog, täta sumpskogar, myrar och andra små våtmarker. Arten försvinner när skogen fragmenteras och den sammanlagda arealen hyggen och andra öppna områden blir för stor. Ett småskaligt och försiktigt virkesuttag genom hyggesfria metoder kan i vissa fall vara möjligt i området inom 200 m från lekcentrum. Längre ut från lekcentrum, inom 200–500 m bör den avverkade ytan inte överskrida 1 hektar för att undvika alltför stora och snabba förändringar (Skogsstyrelsen, 2019; SLU Artdatabanken, 2024).</w:t>
+      </w:r>
+    </w:p>
+    <w:p>
+      <w:pPr>
+        <w:pStyle w:val="Heading1"/>
+      </w:pPr>
+      <w:r>
+        <w:t>EU:s fågeldirektiv</w:t>
+      </w:r>
+    </w:p>
+    <w:p>
+      <w:r>
+        <w:t xml:space="preserve">Europeiska unionens medlemsländer är skyldiga att agera i enlighet med EU:s fågeldirektiv där det uttryckligen står att direktivet gäller för fåglar samt för deras ägg, bon och </w:t>
+      </w:r>
+      <w:r>
+        <w:rPr>
+          <w:b/>
+        </w:rPr>
+        <w:t xml:space="preserve">livsmiljöer </w:t>
+      </w:r>
+      <w:r>
+        <w:t>(artikel 1). Vidare att de åtgärder som vidtas inte får leda till en försämring av den nuvarande situationen beträffande bevarandet av de fågelarter som avses i artikel 1 (artikel 13). Fågeldirektivet är styrande för tillsynsansvariga myndigheters ärendehantering, ställningstaganden och beslutsfattande.</w:t>
+      </w:r>
+    </w:p>
+    <w:p>
+      <w:pPr>
+        <w:pStyle w:val="Heading1"/>
+      </w:pPr>
+      <w:r>
+        <w:t>Typiska arter och EU:s art- och habitatdirektiv</w:t>
+      </w:r>
+    </w:p>
+    <w:p>
+      <w:r>
+        <w:t>Typiska arter används för att lokalisera områden med gynnsam bevarandestatus för de naturtyper som är listade i EU:s art- och habitatdirektiv. Ett exempel är Västlig taiga (EU-kod 9010) som saknar gynnsam bevarandestatus och minskar starkt som naturtyp i Sverige. Naturvårdsverket skriver i sin vägledning för Västlig taiga att dylika miljöer förutsätter normalt att skogarna skyddas långsiktigt, eftersom skogsbruk inte är förenligt med bevarande av naturtypen i gynnsamt tillstånd (Naturvårdsverket, 2011).</w:t>
+      </w:r>
+    </w:p>
+    <w:p>
+      <w:r>
+        <w:t>Följande typiska arter har sina livsmiljöer och växtplatser i den avverkningsanmälda skogen: garnlav (VU, T), dropptaggsvamp (NT, T), kolflarnlav (NT, T), motaggsvamp (NT, T), tallticka (NT, T), tretåig hackspett (NT, T, §4), violettgrå tagellav (NT, T), mindre märgborre (S, T), spillkråka (T, §4) och tjäder (T, §4).</w:t>
+      </w:r>
+    </w:p>
+    <w:p>
+      <w:r>
+        <w:t>Enligt Sveriges Artikel 17 rapportering 2013 och 2019 till EU, har naturtypen Västlig taiga (9010) dålig bevarandestatus med negativ trend inom Sveriges boreala region. Skogsbruksåtgärder som avverkning, röjning och gallring pekas ut som några av de främst bidragande orsakerna till naturtypens dåliga status och negativa trend (SLU Artdatabanken, 2019). I EU:s uppföljning av tillståndet för naturtyperna i Skandinavien 2013 – 2018 framgår det att i den boreala regionen är tillståndet så dåligt för Västlig taiga (9010) att habitatet löper allvarlig risk att försvinna regionalt (EEA, 2022). Det allvarliga läget för den biologiska mångfalden i skogen framhålls även i Skogsstyren rapport 2026/07:</w:t>
+      </w:r>
+    </w:p>
+    <w:p>
+      <w:r>
+        <w:rPr>
+          <w:i/>
+        </w:rPr>
+        <w:t>"All avverkning av kända skogliga värdekärnor och sannolika kontinuitetsskogar behöver upphöra för att fylla bristen om 1,56 miljoner hektar bevarad livsmiljötyp. På grund av begränsade kvarvarande arealer av värdekärnor, naturskogar och kontinuitetsskogar leder fortsatt förlust av dessa till en påtaglig risk för långsiktigt negativa effekter för biologisk mångfald i skogslandskapet. Att de återstående arealerna bevaras och ges ett långsiktigt skydd bedöms därför vara av avgörande betydelse."</w:t>
+      </w:r>
+      <w:r>
+        <w:t xml:space="preserve"> (Skogsstyrelsen, 2026).</w:t>
+      </w:r>
+    </w:p>
+    <w:p>
+      <w:r>
+        <w:t>Trots detta har statusen för Västlig taiga ändrats till otillräcklig i stället för dålig i den senaste Artikel 17 rapporteringen 2025. Av Naturvårdsverkets rapport framgår det dock att de ändrade statusbedömningarna jämfört med rapporteringen 2019 inte beror på faktiska miljöförändringar. Ändringarna är av teknisk karaktär och främst en följd av resultaten från genomförda regeringsuppdrag och beslut inför rapporteringen 2025. Det är alltså politisk styrning i stället för faktiska förhållanden i naturen som ändrat på naturtypernas status i rapporteringen, vilket rimmar dåligt med såväl art- och habitatdirektivets syften och mål som med naturrestaureringsförordningen. I praktiken har dock Sveriges nya sätt att rapportera bevarandestatus till EU inte någon betydelse eftersom Naturvårdsverkets rapportering 2025 visar att Västlig taiga</w:t>
+      </w:r>
+      <w:r>
+        <w:rPr>
+          <w:b/>
+        </w:rPr>
+        <w:t xml:space="preserve"> </w:t>
+      </w:r>
+      <w:r>
+        <w:t>inte har gynnsam bevarandestatus.</w:t>
+      </w:r>
+    </w:p>
+    <w:p>
+      <w:r>
+        <w:t>Åtgärder som vidtas i enlighet med art- och habitatdirektivet ska enligt Artikel 2 syfta till att bibehålla eller återställa en gynnsam bevarandestatus hos livsmiljöer samt arter och vilda djur och växter av gemenskapsintresse. Enligt prejudikat från EU-domstolen ska en skogsbruksverksamhet utföras på ett sådant sätt som utgör ett förebyggande och hållbart skogsbruk för att betraktas som förenlig med bevarandekraven i direktivet (se EU-domstolens dom i de förenade målen C 473-19 och C 474-19).</w:t>
+      </w:r>
+    </w:p>
+    <w:p>
+      <w:r>
+        <w:t xml:space="preserve">Av artikel 1.e samma direktiv framgår att en livsmiljös bevarandestatus anses " gynnsam" när — dess naturliga utbredningsområde och de ytor den täcker inom detta område är stabila eller ökande, och — den särskilda struktur och de särskilda funktioner som är nödvändiga för att den skall kunna bibehållas på lång sikt finns, och sannolikt kommer att finnas under en överskådlig framtid, och — bevarandestatusen hos dess </w:t>
+      </w:r>
+      <w:r>
+        <w:rPr>
+          <w:b/>
+        </w:rPr>
+        <w:t>typiska arter</w:t>
+      </w:r>
+      <w:r>
+        <w:t xml:space="preserve"> är gynnsam enligt definitionen i artikel 1.i.</w:t>
+      </w:r>
+    </w:p>
+    <w:p>
+      <w:r>
+        <w:t>EU-direktiv är bindande för EU:s medlemsländer varvid det ankommer på Skogsstyrelsen som nationell tillsynsmyndighet att beakta syftet med EU:s art- och habitatdirektiv vid prövningen av en skogsbruksverksamhet, se Rådets direktiv 92/43/EEG. Se ytterligare information om EU:s livsmiljödirektiv i bilaga 2.</w:t>
+      </w:r>
+    </w:p>
+    <w:p>
+      <w:r>
+        <w:br w:type="page"/>
+      </w:r>
+    </w:p>
+    <w:p>
+      <w:pPr>
+        <w:pStyle w:val="Title"/>
+      </w:pPr>
+      <w:r>
+        <w:t>BILAGA 1 –</w:t>
+        <w:br/>
+        <w:t>Fridlysta och rödlistade arter</w:t>
+      </w:r>
+    </w:p>
+    <w:p>
+      <w:pPr>
+        <w:pStyle w:val="Heading1"/>
+      </w:pPr>
+      <w:r>
+        <w:t>Tretåig hackspett – ekologi samt krav på livsmiljön</w:t>
+      </w:r>
+    </w:p>
+    <w:p>
+      <w:r>
+        <w:t xml:space="preserve">Tretåig hackspett (NT) är fridlyst enligt §4 Artskyddsförordningen och finns med som prioriterad art i Skogsstyrelsen vägledning för skogsbruket (bilaga 4 till SVL). I vägledningen står bland annat att: </w:t>
+      </w:r>
+      <w:r>
+        <w:rPr>
+          <w:i/>
+        </w:rPr>
+        <w:t xml:space="preserve">“Tretåig hackspett har stora arealkrav och höga krav på sin livsmiljö. Omdaningen av naturskogar till kulturskogar medför en förlust av viktiga miljöer, något som förstärks av ökad fragmentering till följd av avverkningar.” </w:t>
+      </w:r>
+      <w:r>
+        <w:t xml:space="preserve">Vidare att: </w:t>
+      </w:r>
+      <w:r>
+        <w:rPr>
+          <w:i/>
+        </w:rPr>
+        <w:t>“Områden med dokumenterad permanent förekomst i naturskogsmiljöer har vanligen så stora naturvärden att skogsbruk är olämpligt”</w:t>
+      </w:r>
+      <w:r>
+        <w:t xml:space="preserve"> (SLU Artdatabanken, 2024; Skogsstyrelsen, 2016)</w:t>
+      </w:r>
+      <w:r>
+        <w:rPr>
+          <w:i/>
+        </w:rPr>
+        <w:t>.</w:t>
+      </w:r>
+    </w:p>
+    <w:p>
+      <w:r>
+        <w:t>Tretåig hackspett är beroende av större sammanhängande naturskogar med kontinuerlig tillgång och nybildning av död ved och fragmentering av livsmiljöerna utgör ett stort hot mot arten (se exempelvis Stachura-Skierczynska et al., 2009; Wesolowski et al., 2005; Butler et al., 2004; Pakkala et al., 2002; Amcoff et al., 1996; Virkkala, 1991). Det finns studier som visar att naturskogens självgallringsprocess som den tretåiga hackspetten är beroende av, inte kan ersättas med efterlämnad hänsyn i skogsbruket (Imbeau &amp; Desrochers, 2002).</w:t>
+      </w:r>
+    </w:p>
+    <w:p>
+      <w:r>
+        <w:t>Permanenta revir av tretåig hackspett karaktäriseras ofta av artens typiska ringformigt ordnade hackmärken på framför allt gamla granar. För att säkerställa att inte revir av tretåig hackspett drabbas av avverkningsplanerna bör en inventering göras i området både under häckningstid och under vintern, då arten utnyttjar betydligt större områden än under sommarens häckningsrevir. Storleken på häckningsreviret varierar med skogstypen, förekomsten av död ved och graden av fragmentering, men är i allmänhet i storleksordningen 25–100 hektar (SLU Artdatabanken, 2024; Skogsstyrelsen, 2016).</w:t>
+      </w:r>
+    </w:p>
+    <w:p>
+      <w:r>
+        <w:t xml:space="preserve">Förutom fridlysning enligt §4 Artskyddsförordningen är tretåig hackspett även förtecknad i EU:s fågeldirektiv bilaga 1. Den är typisk art för </w:t>
+      </w:r>
+      <w:r>
+        <w:rPr>
+          <w:i/>
+        </w:rPr>
+        <w:t xml:space="preserve">9010 Taiga, 9740 Skogsbevuxen myr, 9030 Landhöjningsskog </w:t>
+      </w:r>
+      <w:r>
+        <w:t xml:space="preserve">och </w:t>
+      </w:r>
+      <w:r>
+        <w:rPr>
+          <w:i/>
+        </w:rPr>
+        <w:t>9040 Fjällbjörkskog</w:t>
+      </w:r>
+      <w:r>
+        <w:t xml:space="preserve"> samt ingår i Natura 2000 och är förtecknad i Bernkonventionen bilaga II (strikt skyddade djurarter) (SLU Artdatabanken, 2024; Skogsstyrelsen, 2016).</w:t>
+      </w:r>
+    </w:p>
+    <w:p>
+      <w:pPr>
+        <w:pStyle w:val="Heading2"/>
+      </w:pPr>
+      <w:r>
+        <w:t>Referenser – tretåig hackspett</w:t>
+      </w:r>
+    </w:p>
+    <w:p>
+      <w:r>
+        <w:t xml:space="preserve">Amcoff, M. &amp; Eriksson, P. 1996. </w:t>
+      </w:r>
+      <w:r>
+        <w:rPr>
+          <w:i/>
+        </w:rPr>
+        <w:t xml:space="preserve">Förekomst av tretåig hackspett Picoides tridactylus på bestånds- och landskapsnivå. </w:t>
+      </w:r>
+      <w:r>
+        <w:t>Ornis Svecica 6: 107–119.</w:t>
+      </w:r>
+    </w:p>
+    <w:p>
+      <w:r>
+        <w:t xml:space="preserve">Butler, R., Angelstam, P., Ekelund, P. &amp; Schlaeffer, R. 2004. </w:t>
+      </w:r>
+      <w:r>
+        <w:rPr>
+          <w:i/>
+        </w:rPr>
+        <w:t xml:space="preserve">Dead wood threshold values for the three-toed woodpecker presence in boreal and sub-Alpine forest. </w:t>
+      </w:r>
+      <w:r>
+        <w:t>Biological conservation 119(3): 305–318.</w:t>
+      </w:r>
+    </w:p>
+    <w:p>
+      <w:r>
+        <w:t xml:space="preserve">Imbeau, L. &amp; Desrochers, A. 2002. </w:t>
+      </w:r>
+      <w:r>
+        <w:rPr>
+          <w:i/>
+        </w:rPr>
+        <w:t xml:space="preserve">Foraging Ecology and Use of Drumming Trees by Three-Toed Woodpeckers. </w:t>
+      </w:r>
+      <w:r>
+        <w:t>The Journal of Wildlife Management. Vol. 66, No. 1 (Jan., 2002), pp. 222–231.</w:t>
+      </w:r>
+    </w:p>
+    <w:p>
+      <w:r>
+        <w:t xml:space="preserve">Pakkala, T., Hanski, I. &amp; Tomppo, E. 2002. </w:t>
+      </w:r>
+      <w:r>
+        <w:rPr>
+          <w:i/>
+        </w:rPr>
+        <w:t xml:space="preserve">Spatial ecology of the three-toed woodpecker in managed forest landscapes. </w:t>
+      </w:r>
+      <w:r>
+        <w:t>Silva Fennica 36(1): 279–288.</w:t>
+      </w:r>
+    </w:p>
+    <w:p>
+      <w:r>
+        <w:t xml:space="preserve">Skogsstyrelsen, 2016. </w:t>
+      </w:r>
+      <w:r>
+        <w:rPr>
+          <w:i/>
+        </w:rPr>
+        <w:t>Vägledning för hänsyn till fåglar – Tretåig hackspett.</w:t>
+      </w:r>
+    </w:p>
+    <w:p>
+      <w:r>
+        <w:t xml:space="preserve">SLU Artdatabanken, 2024. </w:t>
+      </w:r>
+      <w:r>
+        <w:rPr>
+          <w:i/>
+        </w:rPr>
+        <w:t xml:space="preserve">Artfaktablad. Naturvård – artfakta. </w:t>
+      </w:r>
+      <w:r>
+        <w:t>SLU Artdatabanken, Uppsala.</w:t>
+      </w:r>
+    </w:p>
+    <w:p>
+      <w:r>
+        <w:t xml:space="preserve">Stachura-Skierczynska, K., Tumiel, T. &amp; Skierczynski, M. 2009. </w:t>
+      </w:r>
+      <w:r>
+        <w:rPr>
+          <w:i/>
+        </w:rPr>
+        <w:t xml:space="preserve">Habitat prediction model for three-toed woodpecker and its implications for the conservation of biologically valuable forests. </w:t>
+      </w:r>
+      <w:r>
+        <w:t>Forest Ecology and Management 258(5): 697–703.</w:t>
+      </w:r>
+    </w:p>
+    <w:p>
+      <w:r>
+        <w:t xml:space="preserve">Virkkala, R. 1991. </w:t>
+      </w:r>
+      <w:r>
+        <w:rPr>
+          <w:i/>
+        </w:rPr>
+        <w:t xml:space="preserve">Population trends of forest birds in a Finnish Lapland landscape of large habitat blocks – Consequences of stochastic environmental variation or regional habitat alteration. </w:t>
+      </w:r>
+      <w:r>
+        <w:t>Biological conservation 56(2): 223–240.</w:t>
+      </w:r>
+    </w:p>
+    <w:p>
+      <w:r>
+        <w:t xml:space="preserve">Wesolowski, T., Czeszczewik, D. &amp; Rowinski, P. 2005. </w:t>
+      </w:r>
+      <w:r>
+        <w:rPr>
+          <w:i/>
+        </w:rPr>
+        <w:t xml:space="preserve">Effects of forest management on Three-toed Woodpecker Picoides tridactylus distribution in the Bialowieza Forest (NE Poland): conservation implications. </w:t>
+      </w:r>
+      <w:r>
+        <w:t>Acta Ornithologica 40(1): 53–60.</w:t>
+      </w:r>
+    </w:p>
+    <w:p>
+      <w:pPr>
+        <w:pStyle w:val="Heading1"/>
+      </w:pPr>
+      <w:r>
+        <w:t>Mindre märgborre – ekologi samt krav på livsmiljön</w:t>
+      </w:r>
+    </w:p>
+    <w:p>
+      <w:r>
+        <w:t xml:space="preserve">Mindre märgborre är en signalart för tallskog med höga naturvärden och kan lätt konstateras genom sina karaktäristiska måsvingeliknande gnagspår som ofta hittas på grova tallgrenar på marken. Mindre märgborre betraktas tillsammans med skarptandad barkborre som nyckelarter, eftersom en rad sällsynta efterföljande arter är beroende av deras gångsystem. Bland dessa kan nämnas åtgärdsprogramsarterna avlång barkborre (VU), </w:t>
+      </w:r>
+      <w:r>
+        <w:rPr>
+          <w:i/>
+        </w:rPr>
+        <w:t>Corticeus longulus</w:t>
+      </w:r>
+      <w:r>
+        <w:t xml:space="preserve"> (VU), tallgångbagge (VU), cholodkovskys bastborre (NT) och tallbarksvartbagge (NT) (Pettersson, 2014; Gunnarsson m fl., 1999).</w:t>
+      </w:r>
+    </w:p>
+    <w:p>
+      <w:r>
+        <w:t>Tallskogar tillhör de livsmiljöer som förändrats i stor skala, där många kvadratmil har omvandlats till unga produktionsskogar. I sådana skogar saknas förutsättningar för de ovannämnda sällsynta barkborrarna och alltmer kunskap tyder på att skogsbrukets omvandling av skogslandskapet, missgynnar åtgärdsprogrammets arter även inne i skyddade områden (Hedgren, 2012; Hedgren m.fl., 2010; Wikars m.fl., 2010; Wikars, 2009). Orsaken är sannolikt att dagens intensiva skogsbruk trivialiserar faunan på nydöda träd. Detta sker genom att generalister förökas upp i sådan grad i den brukade skogen att dessa även kommer att dominera i de för hållandevis små och fragmenterade områden som avsätts för naturvård (Appelqvist, 2005; Janzen, 1983; Ås, 1999).</w:t>
+      </w:r>
+    </w:p>
+    <w:p>
+      <w:r>
+        <w:t>Ett tydligt exempel på en generalist som gynnas av dagens skogsbruk är större märgborre på nydöd tall. Denna utvecklas förutom i vindfällen gärna i avverkningsavfall, inklusive avverkningsstubbar och röjningsstammar. Därmed har den större märgborren möjlighet att upprätthålla stora och stabila populationer på huvuddelen av landets skogsmark, vilket leder till en trivialisering av faunan. Större märgborre inverkar sannolikt direkt negativt på arter som tolvtandad barkborre (EN) och avlång barkborre (VU), och indirekt på de som är gynnade av blånadssvampar, dvs. följearter till framförallt mindre märgborre och skarptandad barkborre. De barkborrar som missgynnas av större märgborre är i mycket högre grad gynnade av tallar som dör genom självgallring, dvs. i normalfallet skog som inte används till skogsproduktion (Pettersson, 2014; Wikars, skriftl.).</w:t>
+      </w:r>
+    </w:p>
+    <w:p>
+      <w:r>
+        <w:t xml:space="preserve">Rika förekomster av främst mindre märgborre men även skarptandad barkborre är en signal för artrikedom och inventeringar har visat att det är i skogar med en naturlig självgallring som det skapas förutsättningar för dessa arter samt de efterföljande åtgärdsprogramsarterna (Pettersson, 2014; Hedgren, 2012). Tallskogar med stark förekomst av mindre märgborre och skarptandad barkborre bör avsättas som reservat. Generellt bör hänsyn tas vid slutavverkning av talldominerad skog så att avverkningsrester som gren- och toppdelar (s.k. GROT) lämnas. Mindre märgborre är typisk art för </w:t>
+      </w:r>
+      <w:r>
+        <w:rPr>
+          <w:i/>
+        </w:rPr>
+        <w:t>9060 Åsbarrskog</w:t>
+      </w:r>
+      <w:r>
+        <w:t xml:space="preserve"> (Pettersson, 2014; SLU Artdatabanken, 2026).</w:t>
+      </w:r>
+    </w:p>
+    <w:p>
+      <w:pPr>
+        <w:pStyle w:val="Heading2"/>
+      </w:pPr>
+      <w:r>
+        <w:t>Referenser – mindre märgborre</w:t>
+      </w:r>
+    </w:p>
+    <w:p>
+      <w:r>
+        <w:t xml:space="preserve">Appelqvist, T., 2005. </w:t>
+      </w:r>
+      <w:r>
+        <w:rPr>
+          <w:i/>
+        </w:rPr>
+        <w:t>Naturvårdsbiologisk forskning. Underlag för områdesskydd i landskapet.</w:t>
+      </w:r>
+      <w:r>
+        <w:t xml:space="preserve"> Naturvårdsverket, Rapport 5452.</w:t>
+      </w:r>
+    </w:p>
+    <w:p>
+      <w:r>
+        <w:t xml:space="preserve">Gunnarsson, B., Pettersson, R. B., Hake, M. och Hultengren, S. &amp; Sjöberg, K., 1999. </w:t>
+      </w:r>
+      <w:r>
+        <w:rPr>
+          <w:i/>
+        </w:rPr>
+        <w:t xml:space="preserve">Spindlar och skalbaggar som indikatorer i barrskog. </w:t>
+      </w:r>
+      <w:r>
+        <w:t>Skog &amp; Forskning, Nr. 2/99, s. 46–51.</w:t>
+      </w:r>
+    </w:p>
+    <w:p>
+      <w:r>
+        <w:t xml:space="preserve">Hedgren, O., 2012. </w:t>
+      </w:r>
+      <w:r>
+        <w:rPr>
+          <w:i/>
+        </w:rPr>
+        <w:t>Hotade insekter på tallved i Dalarna.</w:t>
+      </w:r>
+      <w:r>
+        <w:t xml:space="preserve"> Länsstyrelsen Dalarna, Naturvårdsenheten. Rapport 2012:16.</w:t>
+      </w:r>
+    </w:p>
+    <w:p>
+      <w:r>
+        <w:t xml:space="preserve">Hedgren, O. 2010. </w:t>
+      </w:r>
+      <w:r>
+        <w:rPr>
+          <w:i/>
+        </w:rPr>
+        <w:t>Vedinsekter i tallskog och på brandfält i Värmland.</w:t>
+      </w:r>
+      <w:r>
+        <w:t xml:space="preserve"> Länsstyrelsen Värmland, Stencil, 39 s.</w:t>
+      </w:r>
+    </w:p>
+    <w:p>
+      <w:r>
+        <w:t xml:space="preserve">Janzen, D. H., 1983. </w:t>
+      </w:r>
+      <w:r>
+        <w:rPr>
+          <w:i/>
+        </w:rPr>
+        <w:t>No park is an island: Increase in interference from outside as park size decreases</w:t>
+      </w:r>
+      <w:r>
+        <w:t>. Oikos 41: 402–410.</w:t>
+      </w:r>
+    </w:p>
+    <w:p>
+      <w:r>
+        <w:t xml:space="preserve">Jonsell, M., Weslien, J. &amp; Ehn ström, B., 1998. </w:t>
+      </w:r>
+      <w:r>
+        <w:rPr>
+          <w:i/>
+        </w:rPr>
+        <w:t>Substrate requirements of red-listed saproxylic invertebrates in Sweden</w:t>
+      </w:r>
+      <w:r>
+        <w:t>. Biodiversity and Conserv. 7: 749–764.</w:t>
+      </w:r>
+    </w:p>
+    <w:p>
+      <w:r>
+        <w:t xml:space="preserve">Pettersson, R. B., 2014). </w:t>
+      </w:r>
+      <w:r>
+        <w:rPr>
+          <w:i/>
+        </w:rPr>
+        <w:t>Åtgärdsprogram för skalbaggar på nyligen död tall, 2014–2018.</w:t>
+      </w:r>
+      <w:r>
+        <w:t xml:space="preserve"> Rapport 6599. Bromma: Naturvårdsverket.</w:t>
+      </w:r>
+    </w:p>
+    <w:p>
+      <w:r>
+        <w:t xml:space="preserve">SLU Artdatabanken, 2026. </w:t>
+      </w:r>
+      <w:r>
+        <w:rPr>
+          <w:i/>
+        </w:rPr>
+        <w:t xml:space="preserve">Artfaktablad. Naturvård – artfakta. </w:t>
+      </w:r>
+      <w:r>
+        <w:t>SLU Artdatabanken, Uppsala.</w:t>
+      </w:r>
+    </w:p>
+    <w:p>
+      <w:r>
+        <w:t xml:space="preserve">Wikars, L.-O., Hansson, J. &amp; Hedgren, O., 2010. </w:t>
+      </w:r>
+      <w:r>
+        <w:rPr>
+          <w:i/>
+        </w:rPr>
+        <w:t>Inventering av vedlevande skalbaggar – tallskogar i Örebro län.</w:t>
+      </w:r>
+      <w:r>
+        <w:t xml:space="preserve"> Länsstyrelsen i Örebro län, publ.nr. 2010:2.</w:t>
+      </w:r>
+    </w:p>
+    <w:p>
+      <w:r>
+        <w:t xml:space="preserve">Wikars, L.-O., 2009. </w:t>
+      </w:r>
+      <w:r>
+        <w:rPr>
+          <w:i/>
+        </w:rPr>
+        <w:t>Vedskalbaggar i Hamra nationalpark, Gävleborgs län.</w:t>
+      </w:r>
+      <w:r>
+        <w:t xml:space="preserve"> Länsstyrelsen Gävleborg, Rapport 2009:14.</w:t>
+      </w:r>
+    </w:p>
+    <w:p>
+      <w:pPr>
+        <w:pStyle w:val="Heading1"/>
+      </w:pPr>
+      <w:r>
+        <w:t>Spillkråka – ekologi samt krav på livsmiljön</w:t>
+      </w:r>
+    </w:p>
+    <w:p>
+      <w:r>
+        <w:t xml:space="preserve">Spillkråka (§4) ingår i bilaga 1 EU:s fågeldirektiv och är typisk art för </w:t>
+      </w:r>
+      <w:r>
+        <w:rPr>
+          <w:i/>
+        </w:rPr>
+        <w:t xml:space="preserve">9010 Taiga </w:t>
+      </w:r>
+      <w:r>
+        <w:t>och</w:t>
+      </w:r>
+      <w:r>
+        <w:rPr>
+          <w:i/>
+        </w:rPr>
+        <w:t xml:space="preserve"> 9740 Skogsbevuxen myr</w:t>
+      </w:r>
+      <w:r>
+        <w:t>. Den lever i både barr- och blandskog liksom i ren lövskog. De tätaste populationerna tenderar att finnas i äldre, variationsrik blandskog med gott om död ved och gamla träd. Varje par utnyttjar 400–1000 hektar skog beroende på skogens kvalitet. Skogsbruk med korta omloppstider och täta, homogena ungskogar utgör det största hotet (SLU Artdatabanken, 2026).</w:t>
+      </w:r>
+    </w:p>
+    <w:p>
+      <w:r>
+        <w:t>Spillkråka är en nyckelart i skogliga miljöer vars övergivna bohål utnyttjas av flera andra hålhäckande fågelarter och fladdermöss, däribland pärluggla (EN, §4), knipa (§4), salskrake (§4) och skogsduva (§4). Hökuggla (VU, §4) och slaguggla (§4) häckar ofta i högstubbar som brutits av i höjd med ett gammalt spillkråkebo (Skogsstyrelsen, 2016).</w:t>
+      </w:r>
+    </w:p>
+    <w:p>
+      <w:pPr>
+        <w:pStyle w:val="Heading2"/>
+      </w:pPr>
+      <w:r>
+        <w:t>Referenser – spillkråka</w:t>
+      </w:r>
+    </w:p>
+    <w:p>
+      <w:r>
+        <w:t xml:space="preserve">Skogsstyrelsen, 2016. </w:t>
+      </w:r>
+      <w:r>
+        <w:rPr>
+          <w:i/>
+        </w:rPr>
+        <w:t xml:space="preserve">Vägledning för hänsyn till spillkråka. </w:t>
+      </w:r>
+      <w:r>
+        <w:t>Vägledningar och kunskapsstöd artskydd – Skogsstyrelsen.</w:t>
+      </w:r>
+    </w:p>
+    <w:p>
+      <w:r>
+        <w:t xml:space="preserve">SLU Artdatabanken, 2026. </w:t>
+      </w:r>
+      <w:r>
+        <w:rPr>
+          <w:i/>
+        </w:rPr>
+        <w:t xml:space="preserve">Artfaktablad. Naturvård – artfakta. </w:t>
+      </w:r>
+      <w:r>
+        <w:t>SLU Artdatabanken, Uppsala.</w:t>
+      </w:r>
+    </w:p>
+    <w:p>
+      <w:pPr>
+        <w:pStyle w:val="Heading1"/>
+      </w:pPr>
+      <w:r>
+        <w:t>Tjäder – ekologi samt krav på livsmiljön</w:t>
+      </w:r>
+    </w:p>
+    <w:p>
+      <w:r>
+        <w:t xml:space="preserve">Tjäder (§4) omfattas av bilaga 1 och 2 EU:s fågeldirektiv och är typisk art för </w:t>
+      </w:r>
+      <w:r>
+        <w:rPr>
+          <w:i/>
+        </w:rPr>
+        <w:t xml:space="preserve">9010 Taiga </w:t>
+      </w:r>
+      <w:r>
+        <w:t xml:space="preserve">och </w:t>
+      </w:r>
+      <w:r>
+        <w:rPr>
+          <w:i/>
+        </w:rPr>
+        <w:t>9740 Skogsbevuxen myr</w:t>
+      </w:r>
+      <w:r>
+        <w:t>. Tjädern är en utpräglad skogsfågel knuten till större sammanhängande barrskogsområden. Tupparna och hönorna utnyttjar till viss del olika miljöer, och habitatvalet varierar dessutom mellan olika delar av året. För att det ska finnas livskraftiga tjäderbestånd krävs funktionella skogslandskap med en blandning av uppvuxen, gles och luckig skog, täta sumpskogar, myrar och andra små våtmarker (Skogsstyrelsen, 2019; SLU Artdatabanken 2024).</w:t>
+      </w:r>
+    </w:p>
+    <w:p>
+      <w:r>
+        <w:t>Arten försvinner när skogen fragmenteras och den sammanlagda arealen hyggen och andra öppna områden blir för stor. Ett småskaligt och försiktigt virkesuttag genom hyggesfria metoder kan i vissa fall vara möjligt i området inom 200 m från lekcentrum. Längre ut från lekcentrum, inom 200–500 m bör den avverkade ytan inte överskrida 1 hektar för att undvika alltför stora och snabba förändringar (Skogsstyrelsen, 2019).</w:t>
+      </w:r>
+    </w:p>
+    <w:p>
+      <w:pPr>
+        <w:pStyle w:val="Heading2"/>
+      </w:pPr>
+      <w:r>
+        <w:t>Referenser – tjäder</w:t>
+      </w:r>
+    </w:p>
+    <w:p>
+      <w:r>
+        <w:t xml:space="preserve">Skogsstyrelsen, 2019. </w:t>
+      </w:r>
+      <w:r>
+        <w:rPr>
+          <w:i/>
+        </w:rPr>
+        <w:t>Vägledning för hänsyn till fåglar – tjäder.</w:t>
+      </w:r>
+    </w:p>
+    <w:p>
+      <w:r>
+        <w:t xml:space="preserve">SLU Artdatabanken, 2024. </w:t>
+      </w:r>
+      <w:r>
+        <w:rPr>
+          <w:i/>
+        </w:rPr>
+        <w:t xml:space="preserve">Artfaktablad. Naturvård – artfakta. </w:t>
+      </w:r>
+      <w:r>
+        <w:t>SLU Artdatabanken, Uppsala</w:t>
+      </w:r>
+    </w:p>
+    <w:p>
+      <w:r>
+        <w:br w:type="page"/>
+      </w:r>
+    </w:p>
+    <w:p>
+      <w:pPr>
+        <w:pStyle w:val="Title"/>
+      </w:pPr>
+      <w:r>
+        <w:t>BILAGA 2 – EU:s art- och habitatdirektiv, fågeldirektiv och naturrestaureringsförordning</w:t>
+      </w:r>
+    </w:p>
+    <w:p>
+      <w:pPr>
+        <w:pStyle w:val="Heading2"/>
+      </w:pPr>
+      <w:r>
+        <w:t>Förenlighet med EU-direktiv</w:t>
+      </w:r>
+    </w:p>
+    <w:p>
+      <w:r>
+        <w:t>EU-direktiv är bindande för EU:s medlemsländer varvid det ankommer på Skogsstyrelsen som nationell tillsynsmyndighet att beakta syftet med EU:s art- och habitatdirektiv respektive fågeldirektiv vid prövningen av en skogsbruksverksamhet, se Rådets direktiv 92/43/EEG samt 2009/147/EG. Nationella regler som omfattas av ett EU-direktiv ska enligt fast rättspraxis tolkas i enlighet med direktivet, vilket medför en skyldighet för myndigheten att tolka bestämmelser i nationell rätt i ljuset av direktivets ordalydelse, sammanhang och de mål som eftersträvas med direktivet (se EU-domstolens dom i mål C 477/19).</w:t>
+      </w:r>
+    </w:p>
+    <w:p>
+      <w:r>
+        <w:t>EU:s medlemsstater åläggs i Artikel 3 i fågeldirektivet generella skyldigheter avseende skydd, bevarande och återställande av tillräckligt stora och varierande livsmiljöer för de fågelarter som omfattas av direktivet. Medlemsstaterna ska vidta de åtgärder som är nödvändiga för att bibehålla populationen av fågelarterna på en nivå som svarar särskilt mot ekologiska, vetenskapliga och kulturella behov, eller återupprätta populationen av dessa arter till en sådan nivå (se Europaparlamentets och rådets direktiv 2009/147/EG).</w:t>
+      </w:r>
+    </w:p>
+    <w:p>
+      <w:r>
+        <w:t>Åtgärder som vidtas i enlighet med art- och habitatdirektivet (92/43/EEG) ska enligt Artikel 2 syfta till att bibehålla eller återställa en gynnsam bevarandestatus hos livsmiljöer samt arter och vilda djur och växter av gemenskapsintresse. Enligt prejudikat från EU-domstolen ska en skogsbruksverksamhet utföras på ett sådant sätt som utgör ett förebyggande och hållbart skogsbruk för att betraktas som förenlig med bevarandekraven i direktivet (se EU-domstolens dom i de förenade målen C 473-19 och C 474-19).</w:t>
+      </w:r>
+    </w:p>
+    <w:p>
+      <w:r>
+        <w:t xml:space="preserve">Av artikel 1.e samma direktiv framgår att en livsmiljös bevarandestatus anses " gynnsam" när — dess naturliga utbredningsområde och de ytor den täcker inom detta område är stabila eller ökande, och — den särskilda struktur och de särskilda funktioner som är nödvändiga för att den skall kunna bibehållas på lång sikt finns, och sannolikt kommer att finnas under en överskådlig framtid, och — bevarandestatusen hos dess </w:t>
+      </w:r>
+      <w:r>
+        <w:rPr>
+          <w:b/>
+        </w:rPr>
+        <w:t>typiska arter</w:t>
+      </w:r>
+      <w:r>
+        <w:t xml:space="preserve"> är gynnsam enligt definitionen i artikel 1.i. Typiska arter används för att lokalisera områden med gynnsam bevarandestatus för de naturtyper som ingår i EU:s art- och habitatdirektiv.</w:t>
+      </w:r>
+    </w:p>
+    <w:p>
+      <w:r>
+        <w:t>Västlig taiga (EU-kod 9010) saknar gynnsam bevarandestatus och minskar starkt som naturtyp i Sverige. Naturvårdsverket skriver i sin vägledning för västlig taiga att dylika miljöer förutsätter normalt att skogarna skyddas långsiktigt, eftersom skogsbruk inte är förenligt med bevarande av naturtypen i gynnsamt tillstånd (Naturvårdsverket, 2011). Enligt Sveriges Artikel 17 rapportering 2013 och 2019 till EU, har naturtypen Västlig taiga (9010) dålig bevarandestatus med negativ trend inom Sveriges boreala region. Skogsbruksåtgärder som avverkning, röjning och gallring pekas ut som några av de främst bidragande orsakerna till naturtypens dåliga status och negativa trend (SLU Artdatabanken, 2019). I EU:s uppföljning av tillståndet för naturtyperna i Skandinavien 2013 – 2018 framgår det att i den boreala regionen är tillståndet så dåligt för Västlig taiga (9010) att habitatet löper allvarlig risk att försvinna regionalt (EEA, 2022). Det allvarliga läget för den biologiska mångfalden i skogen framhålls även i Skogsstyren rapport 2026/07:</w:t>
+      </w:r>
+    </w:p>
+    <w:p>
+      <w:r>
+        <w:rPr>
+          <w:i/>
+        </w:rPr>
+        <w:t>"All avverkning av kända skogliga värdekärnor och sannolika kontinuitetsskogar behöver upphöra för att fylla bristen om 1,56 miljoner hektar bevarad livsmiljötyp. På grund av begränsade kvarvarande arealer av värdekärnor, naturskogar och kontinuitetsskogar leder fortsatt förlust av dessa till en påtaglig risk för långsiktigt negativa effekter för biologisk mångfald i skogslandskapet. Att de återstående arealerna bevaras och ges ett långsiktigt skydd bedöms därför vara av avgörande betydelse."</w:t>
+      </w:r>
+      <w:r>
+        <w:t xml:space="preserve"> (Skogsstyrelsen, 2026).</w:t>
+      </w:r>
+    </w:p>
+    <w:p>
+      <w:pPr>
+        <w:pStyle w:val="Caption"/>
+      </w:pPr>
+      <w:r>
+        <w:drawing>
+          <wp:inline xmlns:a="http://schemas.openxmlformats.org/drawingml/2006/main" xmlns:pic="http://schemas.openxmlformats.org/drawingml/2006/picture">
+            <wp:extent cx="5486400" cy="2905862"/>
+            <wp:docPr id="2" name="Picture 2"/>
+            <wp:cNvGraphicFramePr>
+              <a:graphicFrameLocks noChangeAspect="1"/>
+            </wp:cNvGraphicFramePr>
+            <a:graphic>
+              <a:graphicData uri="http://schemas.openxmlformats.org/drawingml/2006/picture">
+                <pic:pic>
+                  <pic:nvPicPr>
+                    <pic:cNvPr id="0" name="uppföljning av västlig taiga.jpeg"/>
+                    <pic:cNvPicPr/>
+                  </pic:nvPicPr>
+                  <pic:blipFill>
+                    <a:blip r:embed="rId17"/>
+                    <a:stretch>
+                      <a:fillRect/>
+                    </a:stretch>
+                  </pic:blipFill>
+                  <pic:spPr>
+                    <a:xfrm>
+                      <a:off x="0" y="0"/>
+                      <a:ext cx="5486400" cy="2905862"/>
+                    </a:xfrm>
+                    <a:prstGeom prst="rect"/>
+                  </pic:spPr>
+                </pic:pic>
+              </a:graphicData>
+            </a:graphic>
+          </wp:inline>
+        </w:drawing>
+      </w:r>
+    </w:p>
+    <w:p>
+      <w:pPr>
+        <w:pStyle w:val="Caption"/>
+      </w:pPr>
+      <w:r>
+        <w:t>EU:s uppföljning av tillståndet för naturtypen Västlig taiga 9010 i Skandinavien 2013 - 2018. Av kartan framgår det att i den boreala regionen är tillståndet så dåligt (röd färg) att habitatet löper allvarlig risk att försvinna regionalt. Källa: European Environment Agency. https:// eunis.eea.europoa.eu/habitats/10176.</w:t>
+      </w:r>
+    </w:p>
+    <w:p>
+      <w:r>
+        <w:t>Trots det allvarliga läget har statusen för Västlig taiga ändrats till otillräcklig i stället för dålig i den senaste Artikel 17 rapporteringen 2025. Av Naturvårdsverkets rapport framgår det dock att de ändrade statusbedömningarna jämfört med rapporteringen 2019 inte beror på faktiska miljöförändringar. Ändringarna är av teknisk karaktär och främst en följd av resultaten från genomförda regeringsuppdrag och beslut inför rapporteringen 2025. Det är alltså politisk styrning i stället för faktiska förhållanden i naturen som ändrat på naturtypernas status i rapporteringen, vilket rimmar dåligt med såväl art- och habitatdirektivets syften och mål som med naturrestaureringsförordningen. I praktiken har dock Sveriges nya sätt att rapportera bevarandestatus till EU inte någon betydelse eftersom Naturvårdsverkets rapportering 2025 visar att Västlig taiga inte har gynnsam bevarandestatus.</w:t>
+      </w:r>
+    </w:p>
+    <w:p>
+      <w:pPr>
+        <w:pStyle w:val="Heading2"/>
+      </w:pPr>
+      <w:r>
+        <w:t>EU:s naturrestaureringsförordning</w:t>
+      </w:r>
+    </w:p>
+    <w:p>
+      <w:r>
+        <w:t>Enligt EU:s naturrestaureringsförordning (EU 2024/1991) ska minst 20 % av landområden och minst 20 % av havsarealen vara restaurerad senast 2030, samt alla ekosystem som är i behov av restaurering senast 2050. Det framgår också av förordningen att det är viktigt att livsmiljötyperna inte försämras innan eller efter att restaureringar genomförts, se exempelvis punkt 37 förordningen.</w:t>
+      </w:r>
+    </w:p>
+    <w:p>
+      <w:r>
+        <w:t>”</w:t>
+      </w:r>
+      <w:r>
+        <w:rPr>
+          <w:i/>
+        </w:rPr>
+        <w:t>Det är viktigt att medlemsstaterna vidtar åtgärder som syftar till att säkerställa att tillståndet för områden som täcks av livsmiljötyper som omfattas av denna förordning och som omfattas av restaureringsåtgärder uppvisar en kontinuerlig förbättring till dess att de uppnår ett gott tillstånd, och att medlemsstaterna vidtar åtgärder som syftar till att säkerställa att dessa livsmiljötyper, när de har uppnått ett gott tillstånd, inte försämras avsevärt, så att det långsiktiga bibehållandet eller uppnåendet av gott tillstånd inte äventyras. (..) Det är också viktigt att medlemsstaterna anstränger sig för att förhindra avsevärd försämring av områden som täcks av sådana livsmiljötyper som antingen redan är i gott skick eller som inte är i gott skick men ännu inte omfattas av restaureringsåtgärder.”</w:t>
+      </w:r>
+    </w:p>
+    <w:p>
+      <w:r>
+        <w:rPr>
+          <w:b/>
+          <w:i/>
+        </w:rPr>
+        <w:t>Artikel 4(12):</w:t>
+      </w:r>
+    </w:p>
+    <w:p>
+      <w:r>
+        <w:rPr>
+          <w:i/>
+        </w:rPr>
+        <w:t>Utan att det påverkar tillämpningen av direktiv 92/43/EEG ska medlemsstaterna, senast den dag då deras nationella restaureringsplaner offentliggörs i enlighet med artikel 17.6 i denna förordning, eftersträva att genomföra de åtgärder som krävs för att förhindra avsevärd försämring av områden där de livsmiljötyper som förtecknas i bilaga I till denna förordning förekommer och som är i gott tillstånd eller som krävs för att uppnå de restaureringsmål som anges i punkt 17 i den här artikeln.</w:t>
+      </w:r>
+    </w:p>
+    <w:p>
+      <w:r>
+        <w:rPr>
+          <w:b/>
+          <w:i/>
+        </w:rPr>
+        <w:t>Artikel 4 (17).   Medlemsstaterna ska säkerställa</w:t>
+      </w:r>
+    </w:p>
+    <w:p>
+      <w:r>
+        <w:rPr>
+          <w:i/>
+        </w:rPr>
+        <w:t>a) en ökning av arealen i gott tillstånd för de livsmiljötyper som förtecknas i bilaga I till dess att minst 90 % är i gott tillstånd och till dess att den gynnsamma referensarealen för varje livsmiljötyp i varje biogeografisk region inom den berörda medlemsstaten har uppnåtts.</w:t>
+      </w:r>
+    </w:p>
+    <w:p>
+      <w:r>
+        <w:t>Referenser</w:t>
+      </w:r>
+    </w:p>
+    <w:p>
+      <w:r>
+        <w:t xml:space="preserve">EEA European Environment Agency, 2022. </w:t>
+      </w:r>
+      <w:r>
+        <w:rPr>
+          <w:i/>
+        </w:rPr>
+        <w:t xml:space="preserve">Western taiga – Conservation status 2013-2018. </w:t>
+      </w:r>
+      <w:r>
+        <w:t>https:// eunis.eea.europoa.eu/habitats/10176.</w:t>
+      </w:r>
+    </w:p>
+    <w:p>
+      <w:r>
+        <w:t>EU-domstolens dom av den 2 juli 2020 i målet C 477/19 (Europeisk hamster) p. 23.</w:t>
+      </w:r>
+    </w:p>
+    <w:p>
+      <w:r>
+        <w:t>EU-domstolens dom av den 4 mars 2021 i de förenade målen C 473-19 och C 474-19 (Skydda skogen) p. 70 och 76.</w:t>
+      </w:r>
+    </w:p>
+    <w:p>
+      <w:r>
+        <w:t>Europaparlamentets och rådets direktiv 2009/147/EG av den 30 november 2009 om bevarande av vilda fåglar.</w:t>
+      </w:r>
+    </w:p>
+    <w:p>
+      <w:r>
+        <w:t>EUROPAPARLAMENTETS OCH RÅDETS FÖRORDNING (EU) 2024/1991 av den 24 juni 2024 om restaurering av natur och om ändring av förordning (EU) 2022/869.</w:t>
+      </w:r>
+    </w:p>
+    <w:p>
+      <w:r>
+        <w:t>Rådets direktiv 92/43/EEG av den 21 mj 1992 om bevarande av livsmiljöer samt vilda djur och växter.</w:t>
+      </w:r>
+    </w:p>
+    <w:p>
+      <w:r>
+        <w:t xml:space="preserve">Skogsstyrelsen, 2026. </w:t>
+      </w:r>
+      <w:r>
+        <w:rPr>
+          <w:i/>
+        </w:rPr>
+        <w:t>Biologisk mångfald i skogen.</w:t>
+      </w:r>
+      <w:r>
+        <w:t xml:space="preserve"> Rapport 2026/07.</w:t>
+      </w:r>
+    </w:p>
+    <w:p>
+      <w:r>
+        <w:t xml:space="preserve">SLU Artdatabanken, 2019. </w:t>
+      </w:r>
+      <w:r>
+        <w:rPr>
+          <w:i/>
+        </w:rPr>
+        <w:t>Sveriges arter och naturtyper i EU:s art- och habitatdirektiv.</w:t>
+      </w:r>
+      <w:r>
+        <w:t xml:space="preserve"> Resultat från rapportering 2019 till EU av bevarandestatus 2013-2018.</w:t>
       </w:r>
     </w:p>
     <w:sectPr>
@@ -267,7 +1401,7 @@
     <w:r>
       <w:tab/>
       <w:tab/>
-      <w:t>2026-10-27</w:t>
+      <w:t>2026-10-28</w:t>
       <w:br/>
       <w:br/>
     </w:r>

--- a/tillsyn/A 1691-2026 tillsynsbegäran.docx
+++ b/tillsyn/A 1691-2026 tillsynsbegäran.docx
@@ -1401,7 +1401,7 @@
     <w:r>
       <w:tab/>
       <w:tab/>
-      <w:t>2026-10-28</w:t>
+      <w:t>2026-10-29</w:t>
       <w:br/>
       <w:br/>
     </w:r>

--- a/tillsyn/A 1691-2026 tillsynsbegäran.docx
+++ b/tillsyn/A 1691-2026 tillsynsbegäran.docx
@@ -1401,7 +1401,7 @@
     <w:r>
       <w:tab/>
       <w:tab/>
-      <w:t>2026-10-29</w:t>
+      <w:t>2026-10-31</w:t>
       <w:br/>
       <w:br/>
     </w:r>
